--- a/Readme.docx
+++ b/Readme.docx
@@ -308,6 +308,11 @@
       </w:r>
     </w:p>
     <w:p>
+      <w:pPr>
+        <w:rPr>
+          <w:rFonts w:hint="eastAsia"/>
+        </w:rPr>
+      </w:pPr>
       <w:r>
         <w:t>L</w:t>
       </w:r>
@@ -327,20 +332,16 @@
         <w:rPr>
           <w:rFonts w:hint="eastAsia"/>
         </w:rPr>
-        <w:t>，设置闹钟，准点报时，播放音乐</w:t>
-      </w:r>
-    </w:p>
-    <w:p>
-      <w:pPr>
-        <w:rPr>
-          <w:rFonts w:hint="eastAsia"/>
-        </w:rPr>
-      </w:pPr>
-      <w:r>
-        <w:rPr>
-          <w:rFonts w:hint="eastAsia"/>
-        </w:rPr>
-        <w:t>菜单控制：时钟校准</w:t>
+        <w:t>，设置闹钟，</w:t>
+      </w:r>
+      <w:r>
+        <w:t xml:space="preserve"> </w:t>
+      </w:r>
+      <w:r>
+        <w:rPr>
+          <w:rFonts w:hint="eastAsia"/>
+        </w:rPr>
+        <w:t>时钟校准</w:t>
       </w:r>
     </w:p>
     <w:p>
@@ -449,236 +450,7 @@
         <w:rPr>
           <w:rFonts w:hint="eastAsia"/>
         </w:rPr>
-        <w:t>初始主菜单模式</w:t>
-      </w:r>
-    </w:p>
-    <w:p>
-      <w:r>
-        <w:rPr>
-          <w:rFonts w:hint="eastAsia"/>
-        </w:rPr>
-        <w:t>S6</w:t>
-      </w:r>
-      <w:r>
-        <w:rPr>
-          <w:rFonts w:hint="eastAsia"/>
-        </w:rPr>
-        <w:t>上一首</w:t>
-      </w:r>
-      <w:r>
-        <w:rPr>
-          <w:rFonts w:hint="eastAsia"/>
-        </w:rPr>
-        <w:t xml:space="preserve">   S7</w:t>
-      </w:r>
-      <w:r>
-        <w:rPr>
-          <w:rFonts w:hint="eastAsia"/>
-        </w:rPr>
-        <w:t>暂停</w:t>
-      </w:r>
-      <w:r>
-        <w:rPr>
-          <w:rFonts w:hint="eastAsia"/>
-        </w:rPr>
-        <w:t xml:space="preserve">  S8</w:t>
-      </w:r>
-      <w:r>
-        <w:rPr>
-          <w:rFonts w:hint="eastAsia"/>
-        </w:rPr>
-        <w:t>下一首</w:t>
-      </w:r>
-      <w:r>
-        <w:rPr>
-          <w:rFonts w:hint="eastAsia"/>
-        </w:rPr>
-        <w:t xml:space="preserve"> </w:t>
-      </w:r>
-    </w:p>
-    <w:p>
-      <w:r>
-        <w:rPr>
-          <w:rFonts w:hint="eastAsia"/>
-        </w:rPr>
-        <w:t xml:space="preserve">S12 </w:t>
-      </w:r>
-      <w:r>
-        <w:rPr>
-          <w:rFonts w:hint="eastAsia"/>
-        </w:rPr>
-        <w:t>确定</w:t>
-      </w:r>
-      <w:r>
-        <w:rPr>
-          <w:rFonts w:hint="eastAsia"/>
-        </w:rPr>
-        <w:t xml:space="preserve"> </w:t>
-      </w:r>
-      <w:r>
-        <w:tab/>
-      </w:r>
-      <w:r>
-        <w:rPr>
-          <w:rFonts w:hint="eastAsia"/>
-        </w:rPr>
-        <w:t>S1</w:t>
-      </w:r>
-      <w:r>
-        <w:rPr>
-          <w:rFonts w:hint="eastAsia"/>
-        </w:rPr>
-        <w:t>3</w:t>
-      </w:r>
-      <w:r>
-        <w:rPr>
-          <w:rFonts w:hint="eastAsia"/>
-        </w:rPr>
-        <w:t>上翻</w:t>
-      </w:r>
-      <w:r>
-        <w:rPr>
-          <w:rFonts w:hint="eastAsia"/>
-        </w:rPr>
-        <w:t xml:space="preserve">    S1</w:t>
-      </w:r>
-      <w:r>
-        <w:rPr>
-          <w:rFonts w:hint="eastAsia"/>
-        </w:rPr>
-        <w:t>4</w:t>
-      </w:r>
-      <w:r>
-        <w:rPr>
-          <w:rFonts w:hint="eastAsia"/>
-        </w:rPr>
-        <w:t>下翻</w:t>
-      </w:r>
-      <w:r>
-        <w:tab/>
-      </w:r>
-    </w:p>
-    <w:p>
-      <w:r>
-        <w:rPr>
-          <w:rFonts w:hint="eastAsia"/>
-        </w:rPr>
-        <w:t>S1</w:t>
-      </w:r>
-      <w:r>
-        <w:rPr>
-          <w:rFonts w:hint="eastAsia"/>
-        </w:rPr>
-        <w:t>2</w:t>
-      </w:r>
-      <w:r>
-        <w:rPr>
-          <w:rFonts w:hint="eastAsia"/>
-        </w:rPr>
-        <w:t>长按</w:t>
-      </w:r>
-      <w:r>
-        <w:rPr>
-          <w:rFonts w:hint="eastAsia"/>
-        </w:rPr>
-        <w:t xml:space="preserve">  </w:t>
-      </w:r>
-      <w:r>
-        <w:rPr>
-          <w:rFonts w:hint="eastAsia"/>
-        </w:rPr>
-        <w:t>进入</w:t>
-      </w:r>
-      <w:r>
-        <w:rPr>
-          <w:rFonts w:hint="eastAsia"/>
-        </w:rPr>
-        <w:t>/</w:t>
-      </w:r>
-      <w:r>
-        <w:rPr>
-          <w:rFonts w:hint="eastAsia"/>
-        </w:rPr>
-        <w:t>退出设置</w:t>
-      </w:r>
-      <w:r>
-        <w:rPr>
-          <w:rFonts w:hint="eastAsia"/>
-        </w:rPr>
-        <w:t xml:space="preserve"> </w:t>
-      </w:r>
-    </w:p>
-    <w:p>
-      <w:pPr>
-        <w:pStyle w:val="1"/>
-      </w:pPr>
-      <w:r>
-        <w:rPr>
-          <w:rFonts w:hint="eastAsia"/>
-        </w:rPr>
-        <w:t>电子琴模式</w:t>
-      </w:r>
-    </w:p>
-    <w:p>
-      <w:r>
-        <w:rPr>
-          <w:rFonts w:hint="eastAsia"/>
-        </w:rPr>
-        <w:t>6</w:t>
-      </w:r>
-      <w:r>
-        <w:rPr>
-          <w:rFonts w:hint="eastAsia"/>
-        </w:rPr>
-        <w:t>—</w:t>
-      </w:r>
-      <w:r>
-        <w:rPr>
-          <w:rFonts w:hint="eastAsia"/>
-        </w:rPr>
-        <w:t>11and14</w:t>
-      </w:r>
-    </w:p>
-    <w:p>
-      <w:pPr>
-        <w:rPr>
-          <w:rFonts w:hint="eastAsia"/>
-        </w:rPr>
-      </w:pPr>
-      <w:r>
-        <w:t>S</w:t>
-      </w:r>
-      <w:r>
-        <w:rPr>
-          <w:rFonts w:hint="eastAsia"/>
-        </w:rPr>
-        <w:t xml:space="preserve">12 </w:t>
-      </w:r>
-      <w:r>
-        <w:rPr>
-          <w:rFonts w:hint="eastAsia"/>
-        </w:rPr>
-        <w:t>退出电子琴模式</w:t>
-      </w:r>
-      <w:r>
-        <w:rPr>
-          <w:rFonts w:hint="eastAsia"/>
-        </w:rPr>
-        <w:t xml:space="preserve">  S13</w:t>
-      </w:r>
-    </w:p>
-    <w:p>
-      <w:pPr>
-        <w:pStyle w:val="1"/>
-        <w:rPr>
-          <w:rFonts w:hint="eastAsia"/>
-        </w:rPr>
-      </w:pPr>
-      <w:r>
-        <w:rPr>
-          <w:rFonts w:hint="eastAsia"/>
-        </w:rPr>
-        <w:t>时钟设置模式</w:t>
+        <w:t>式</w:t>
       </w:r>
     </w:p>
     <w:sectPr>

--- a/Readme.docx
+++ b/Readme.docx
@@ -1,12 +1,13 @@
 
 <file path=word/document.xml><?xml version="1.0" encoding="utf-8"?>
-<w:document xmlns:wpc="http://schemas.microsoft.com/office/word/2010/wordprocessingCanvas" xmlns:cx="http://schemas.microsoft.com/office/drawing/2014/chartex" xmlns:cx1="http://schemas.microsoft.com/office/drawing/2015/9/8/chartex" xmlns:cx2="http://schemas.microsoft.com/office/drawing/2015/10/21/chartex" xmlns:cx3="http://schemas.microsoft.com/office/drawing/2016/5/9/chartex" xmlns:cx4="http://schemas.microsoft.com/office/drawing/2016/5/10/chartex" xmlns:cx5="http://schemas.microsoft.com/office/drawing/2016/5/11/chartex" xmlns:cx6="http://schemas.microsoft.com/office/drawing/2016/5/12/chartex" xmlns:cx7="http://schemas.microsoft.com/office/drawing/2016/5/13/chartex" xmlns:cx8="http://schemas.microsoft.com/office/drawing/2016/5/14/chartex" xmlns:mc="http://schemas.openxmlformats.org/markup-compatibility/2006" xmlns:aink="http://schemas.microsoft.com/office/drawing/2016/ink" xmlns:am3d="http://schemas.microsoft.com/office/drawing/2017/model3d" xmlns:o="urn:schemas-microsoft-com:office:office" xmlns:oel="http://schemas.microsoft.com/office/2019/extlst" xmlns:r="http://schemas.openxmlformats.org/officeDocument/2006/relationships" xmlns:m="http://schemas.openxmlformats.org/officeDocument/2006/math" xmlns:v="urn:schemas-microsoft-com:vml" xmlns:wp14="http://schemas.microsoft.com/office/word/2010/wordprocessingDrawing" xmlns:wp="http://schemas.openxmlformats.org/drawingml/2006/wordprocessingDrawing" xmlns:w10="urn:schemas-microsoft-com:office:word" xmlns:w="http://schemas.openxmlformats.org/wordprocessingml/2006/main" xmlns:w14="http://schemas.microsoft.com/office/word/2010/wordml" xmlns:w15="http://schemas.microsoft.com/office/word/2012/wordml" xmlns:w16cex="http://schemas.microsoft.com/office/word/2018/wordml/cex" xmlns:w16cid="http://schemas.microsoft.com/office/word/2016/wordml/cid" xmlns:w16="http://schemas.microsoft.com/office/word/2018/wordml" xmlns:w16du="http://schemas.microsoft.com/office/word/2023/wordml/word16du" xmlns:w16sdtdh="http://schemas.microsoft.com/office/word/2020/wordml/sdtdatahash" xmlns:w16sdtfl="http://schemas.microsoft.com/office/word/2024/wordml/sdtformatlock" xmlns:w16se="http://schemas.microsoft.com/office/word/2015/wordml/symex" xmlns:wpg="http://schemas.microsoft.com/office/word/2010/wordprocessingGroup" xmlns:wpi="http://schemas.microsoft.com/office/word/2010/wordprocessingInk" xmlns:wne="http://schemas.microsoft.com/office/word/2006/wordml" xmlns:wps="http://schemas.microsoft.com/office/word/2010/wordprocessingShape" mc:Ignorable="w14 w15 w16se w16cid w16 w16cex w16sdtdh w16sdtfl w16du wp14">
+<w:document xmlns:wpc="http://schemas.microsoft.com/office/word/2010/wordprocessingCanvas" xmlns:cx="http://schemas.microsoft.com/office/drawing/2014/chartex" xmlns:cx1="http://schemas.microsoft.com/office/drawing/2015/9/8/chartex" xmlns:cx2="http://schemas.microsoft.com/office/drawing/2015/10/21/chartex" xmlns:cx3="http://schemas.microsoft.com/office/drawing/2016/5/9/chartex" xmlns:cx4="http://schemas.microsoft.com/office/drawing/2016/5/10/chartex" xmlns:cx5="http://schemas.microsoft.com/office/drawing/2016/5/11/chartex" xmlns:cx6="http://schemas.microsoft.com/office/drawing/2016/5/12/chartex" xmlns:cx7="http://schemas.microsoft.com/office/drawing/2016/5/13/chartex" xmlns:cx8="http://schemas.microsoft.com/office/drawing/2016/5/14/chartex" xmlns:mc="http://schemas.openxmlformats.org/markup-compatibility/2006" xmlns:aink="http://schemas.microsoft.com/office/drawing/2016/ink" xmlns:am3d="http://schemas.microsoft.com/office/drawing/2017/model3d" xmlns:o="urn:schemas-microsoft-com:office:office" xmlns:oel="http://schemas.microsoft.com/office/2019/extlst" xmlns:r="http://schemas.openxmlformats.org/officeDocument/2006/relationships" xmlns:m="http://schemas.openxmlformats.org/officeDocument/2006/math" xmlns:v="urn:schemas-microsoft-com:vml" xmlns:wp14="http://schemas.microsoft.com/office/word/2010/wordprocessingDrawing" xmlns:wp="http://schemas.openxmlformats.org/drawingml/2006/wordprocessingDrawing" xmlns:w10="urn:schemas-microsoft-com:office:word" xmlns:w="http://schemas.openxmlformats.org/wordprocessingml/2006/main" xmlns:w14="http://schemas.microsoft.com/office/word/2010/wordml" xmlns:w15="http://schemas.microsoft.com/office/word/2012/wordml" xmlns:w16cex="http://schemas.microsoft.com/office/word/2018/wordml/cex" xmlns:w16cid="http://schemas.microsoft.com/office/word/2016/wordml/cid" xmlns:w16="http://schemas.microsoft.com/office/word/2018/wordml" xmlns:w16sdtdh="http://schemas.microsoft.com/office/word/2020/wordml/sdtdatahash" xmlns:w16se="http://schemas.microsoft.com/office/word/2015/wordml/symex" xmlns:wpg="http://schemas.microsoft.com/office/word/2010/wordprocessingGroup" xmlns:wpi="http://schemas.microsoft.com/office/word/2010/wordprocessingInk" xmlns:wne="http://schemas.microsoft.com/office/word/2006/wordml" xmlns:wps="http://schemas.microsoft.com/office/word/2010/wordprocessingShape" mc:Ignorable="w14 w15 w16se w16cid w16 w16cex w16sdtdh wp14">
   <w:body>
     <w:p>
       <w:pPr>
         <w:spacing w:line="360" w:lineRule="auto"/>
         <w:ind w:left="360" w:rightChars="-14" w:right="-31"/>
         <w:rPr>
+          <w:rFonts w:hint="eastAsia"/>
           <w:sz w:val="24"/>
         </w:rPr>
       </w:pPr>
@@ -37,6 +38,7 @@
         <w:spacing w:line="360" w:lineRule="auto"/>
         <w:ind w:left="360" w:rightChars="-14" w:right="-31"/>
         <w:rPr>
+          <w:rFonts w:hint="eastAsia"/>
           <w:sz w:val="24"/>
         </w:rPr>
       </w:pPr>
@@ -81,6 +83,7 @@
         <w:spacing w:line="360" w:lineRule="auto"/>
         <w:ind w:left="360" w:rightChars="-14" w:right="-31"/>
         <w:rPr>
+          <w:rFonts w:hint="eastAsia"/>
           <w:sz w:val="24"/>
         </w:rPr>
       </w:pPr>
@@ -111,13 +114,6 @@
           <w:sz w:val="24"/>
         </w:rPr>
         <w:t>自动播放已存曲目</w:t>
-      </w:r>
-      <w:r>
-        <w:rPr>
-          <w:rFonts w:hint="eastAsia"/>
-          <w:sz w:val="24"/>
-        </w:rPr>
-        <w:t>》</w:t>
       </w:r>
       <w:r>
         <w:rPr>
@@ -139,6 +135,7 @@
         <w:spacing w:line="360" w:lineRule="auto"/>
         <w:ind w:left="360" w:rightChars="-14" w:right="-31"/>
         <w:rPr>
+          <w:rFonts w:hint="eastAsia"/>
           <w:sz w:val="24"/>
         </w:rPr>
       </w:pPr>
@@ -169,6 +166,27 @@
           <w:sz w:val="24"/>
         </w:rPr>
         <w:t>歌曲的名称和歌词</w:t>
+      </w:r>
+      <w:r>
+        <w:rPr>
+          <w:rFonts w:hint="eastAsia"/>
+          <w:sz w:val="24"/>
+        </w:rPr>
+        <w:t>(</w:t>
+      </w:r>
+      <w:r>
+        <w:rPr>
+          <w:rFonts w:hint="eastAsia"/>
+          <w:sz w:val="24"/>
+        </w:rPr>
+        <w:t>未实现</w:t>
+      </w:r>
+      <w:r>
+        <w:rPr>
+          <w:rFonts w:hint="eastAsia"/>
+          <w:sz w:val="24"/>
+        </w:rPr>
+        <w:t>)</w:t>
       </w:r>
       <w:r>
         <w:rPr>
@@ -183,6 +201,7 @@
         <w:spacing w:line="360" w:lineRule="auto"/>
         <w:ind w:left="360" w:rightChars="-14" w:right="-31"/>
         <w:rPr>
+          <w:rFonts w:hint="eastAsia"/>
           <w:sz w:val="24"/>
         </w:rPr>
       </w:pPr>
@@ -242,6 +261,7 @@
         <w:spacing w:line="360" w:lineRule="auto"/>
         <w:ind w:left="360" w:rightChars="-14" w:right="-31"/>
         <w:rPr>
+          <w:rFonts w:hint="eastAsia"/>
           <w:sz w:val="24"/>
         </w:rPr>
       </w:pPr>
@@ -266,6 +286,7 @@
         <w:spacing w:line="360" w:lineRule="auto"/>
         <w:ind w:left="360" w:rightChars="-14" w:right="-31"/>
         <w:rPr>
+          <w:rFonts w:hint="eastAsia"/>
           <w:sz w:val="24"/>
         </w:rPr>
       </w:pPr>
@@ -292,6 +313,11 @@
       </w:pPr>
     </w:p>
     <w:p>
+      <w:pPr>
+        <w:rPr>
+          <w:rFonts w:hint="eastAsia"/>
+        </w:rPr>
+      </w:pPr>
       <w:r>
         <w:rPr>
           <w:rFonts w:hint="eastAsia"/>
@@ -300,6 +326,11 @@
       </w:r>
     </w:p>
     <w:p>
+      <w:pPr>
+        <w:rPr>
+          <w:rFonts w:hint="eastAsia"/>
+        </w:rPr>
+      </w:pPr>
       <w:r>
         <w:rPr>
           <w:rFonts w:hint="eastAsia"/>
@@ -345,7 +376,15 @@
       </w:r>
     </w:p>
     <w:p>
-      <w:r>
+      <w:pPr>
+        <w:rPr>
+          <w:rFonts w:hint="eastAsia"/>
+        </w:rPr>
+      </w:pPr>
+      <w:r>
+        <w:rPr>
+          <w:noProof/>
+        </w:rPr>
         <w:lastRenderedPageBreak/>
         <w:drawing>
           <wp:inline distT="0" distB="0" distL="0" distR="0" wp14:anchorId="7AD970C4" wp14:editId="02C80E83">
@@ -385,6 +424,11 @@
       </w:r>
     </w:p>
     <w:p>
+      <w:pPr>
+        <w:rPr>
+          <w:rFonts w:hint="eastAsia"/>
+        </w:rPr>
+      </w:pPr>
       <w:r>
         <w:rPr>
           <w:rFonts w:hint="eastAsia"/>
@@ -393,6 +437,11 @@
       </w:r>
     </w:p>
     <w:p>
+      <w:pPr>
+        <w:rPr>
+          <w:rFonts w:hint="eastAsia"/>
+        </w:rPr>
+      </w:pPr>
       <w:r>
         <w:rPr>
           <w:rFonts w:hint="eastAsia"/>
@@ -407,6 +456,11 @@
       </w:r>
     </w:p>
     <w:p>
+      <w:pPr>
+        <w:rPr>
+          <w:rFonts w:hint="eastAsia"/>
+        </w:rPr>
+      </w:pPr>
       <w:r>
         <w:rPr>
           <w:rFonts w:hint="eastAsia"/>
@@ -421,11 +475,6 @@
       </w:r>
     </w:p>
     <w:p>
-      <w:pPr>
-        <w:rPr>
-          <w:rFonts w:hint="eastAsia"/>
-        </w:rPr>
-      </w:pPr>
       <w:r>
         <w:rPr>
           <w:rFonts w:hint="eastAsia"/>
@@ -441,17 +490,70 @@
     </w:p>
     <w:p>
       <w:pPr>
+        <w:rPr>
+          <w:rFonts w:hint="eastAsia"/>
+        </w:rPr>
+      </w:pPr>
+      <w:r>
+        <w:rPr>
+          <w:rFonts w:hint="eastAsia"/>
+        </w:rPr>
+        <w:t>└─</w:t>
+      </w:r>
+      <w:r>
+        <w:t xml:space="preserve"> </w:t>
+      </w:r>
+      <w:r>
+        <w:rPr>
+          <w:rFonts w:hint="eastAsia"/>
+        </w:rPr>
+        <w:t>4</w:t>
+      </w:r>
+      <w:r>
+        <w:t xml:space="preserve">. </w:t>
+      </w:r>
+      <w:r>
+        <w:rPr>
+          <w:rFonts w:hint="eastAsia"/>
+        </w:rPr>
+        <w:t>闹钟</w:t>
+      </w:r>
+      <w:r>
+        <w:t>设置模式</w:t>
+      </w:r>
+      <w:r>
+        <w:rPr>
+          <w:rFonts w:hint="eastAsia"/>
+        </w:rPr>
+        <w:t>(</w:t>
+      </w:r>
+      <w:r>
+        <w:rPr>
+          <w:rFonts w:hint="eastAsia"/>
+        </w:rPr>
+        <w:t>未实现</w:t>
+      </w:r>
+      <w:r>
+        <w:rPr>
+          <w:rFonts w:hint="eastAsia"/>
+        </w:rPr>
+        <w:t>)</w:t>
+      </w:r>
+    </w:p>
+    <w:p>
+      <w:pPr>
+        <w:rPr>
+          <w:rFonts w:hint="eastAsia"/>
+        </w:rPr>
+      </w:pPr>
+    </w:p>
+    <w:p>
+      <w:pPr>
         <w:pStyle w:val="1"/>
         <w:rPr>
           <w:rFonts w:hint="eastAsia"/>
         </w:rPr>
       </w:pPr>
-      <w:r>
-        <w:rPr>
-          <w:rFonts w:hint="eastAsia"/>
-        </w:rPr>
-        <w:t>式</w:t>
-      </w:r>
     </w:p>
     <w:sectPr>
       <w:pgSz w:w="11906" w:h="16838"/>
@@ -464,11 +566,14 @@
 </file>
 
 <file path=word/endnotes.xml><?xml version="1.0" encoding="utf-8"?>
-<w:endnotes xmlns:wpc="http://schemas.microsoft.com/office/word/2010/wordprocessingCanvas" xmlns:cx="http://schemas.microsoft.com/office/drawing/2014/chartex" xmlns:cx1="http://schemas.microsoft.com/office/drawing/2015/9/8/chartex" xmlns:cx2="http://schemas.microsoft.com/office/drawing/2015/10/21/chartex" xmlns:cx3="http://schemas.microsoft.com/office/drawing/2016/5/9/chartex" xmlns:cx4="http://schemas.microsoft.com/office/drawing/2016/5/10/chartex" xmlns:cx5="http://schemas.microsoft.com/office/drawing/2016/5/11/chartex" xmlns:cx6="http://schemas.microsoft.com/office/drawing/2016/5/12/chartex" xmlns:cx7="http://schemas.microsoft.com/office/drawing/2016/5/13/chartex" xmlns:cx8="http://schemas.microsoft.com/office/drawing/2016/5/14/chartex" xmlns:mc="http://schemas.openxmlformats.org/markup-compatibility/2006" xmlns:aink="http://schemas.microsoft.com/office/drawing/2016/ink" xmlns:am3d="http://schemas.microsoft.com/office/drawing/2017/model3d" xmlns:o="urn:schemas-microsoft-com:office:office" xmlns:oel="http://schemas.microsoft.com/office/2019/extlst" xmlns:r="http://schemas.openxmlformats.org/officeDocument/2006/relationships" xmlns:m="http://schemas.openxmlformats.org/officeDocument/2006/math" xmlns:v="urn:schemas-microsoft-com:vml" xmlns:wp14="http://schemas.microsoft.com/office/word/2010/wordprocessingDrawing" xmlns:wp="http://schemas.openxmlformats.org/drawingml/2006/wordprocessingDrawing" xmlns:w10="urn:schemas-microsoft-com:office:word" xmlns:w="http://schemas.openxmlformats.org/wordprocessingml/2006/main" xmlns:w14="http://schemas.microsoft.com/office/word/2010/wordml" xmlns:w15="http://schemas.microsoft.com/office/word/2012/wordml" xmlns:w16cex="http://schemas.microsoft.com/office/word/2018/wordml/cex" xmlns:w16cid="http://schemas.microsoft.com/office/word/2016/wordml/cid" xmlns:w16="http://schemas.microsoft.com/office/word/2018/wordml" xmlns:w16du="http://schemas.microsoft.com/office/word/2023/wordml/word16du" xmlns:w16sdtdh="http://schemas.microsoft.com/office/word/2020/wordml/sdtdatahash" xmlns:w16sdtfl="http://schemas.microsoft.com/office/word/2024/wordml/sdtformatlock" xmlns:w16se="http://schemas.microsoft.com/office/word/2015/wordml/symex" xmlns:wpg="http://schemas.microsoft.com/office/word/2010/wordprocessingGroup" xmlns:wpi="http://schemas.microsoft.com/office/word/2010/wordprocessingInk" xmlns:wne="http://schemas.microsoft.com/office/word/2006/wordml" xmlns:wps="http://schemas.microsoft.com/office/word/2010/wordprocessingShape" mc:Ignorable="w14 w15 w16se w16cid w16 w16cex w16sdtdh w16sdtfl w16du wp14">
+<w:endnotes xmlns:wpc="http://schemas.microsoft.com/office/word/2010/wordprocessingCanvas" xmlns:cx="http://schemas.microsoft.com/office/drawing/2014/chartex" xmlns:cx1="http://schemas.microsoft.com/office/drawing/2015/9/8/chartex" xmlns:cx2="http://schemas.microsoft.com/office/drawing/2015/10/21/chartex" xmlns:cx3="http://schemas.microsoft.com/office/drawing/2016/5/9/chartex" xmlns:cx4="http://schemas.microsoft.com/office/drawing/2016/5/10/chartex" xmlns:cx5="http://schemas.microsoft.com/office/drawing/2016/5/11/chartex" xmlns:cx6="http://schemas.microsoft.com/office/drawing/2016/5/12/chartex" xmlns:cx7="http://schemas.microsoft.com/office/drawing/2016/5/13/chartex" xmlns:cx8="http://schemas.microsoft.com/office/drawing/2016/5/14/chartex" xmlns:mc="http://schemas.openxmlformats.org/markup-compatibility/2006" xmlns:aink="http://schemas.microsoft.com/office/drawing/2016/ink" xmlns:am3d="http://schemas.microsoft.com/office/drawing/2017/model3d" xmlns:o="urn:schemas-microsoft-com:office:office" xmlns:oel="http://schemas.microsoft.com/office/2019/extlst" xmlns:r="http://schemas.openxmlformats.org/officeDocument/2006/relationships" xmlns:m="http://schemas.openxmlformats.org/officeDocument/2006/math" xmlns:v="urn:schemas-microsoft-com:vml" xmlns:wp14="http://schemas.microsoft.com/office/word/2010/wordprocessingDrawing" xmlns:wp="http://schemas.openxmlformats.org/drawingml/2006/wordprocessingDrawing" xmlns:w10="urn:schemas-microsoft-com:office:word" xmlns:w="http://schemas.openxmlformats.org/wordprocessingml/2006/main" xmlns:w14="http://schemas.microsoft.com/office/word/2010/wordml" xmlns:w15="http://schemas.microsoft.com/office/word/2012/wordml" xmlns:w16cex="http://schemas.microsoft.com/office/word/2018/wordml/cex" xmlns:w16cid="http://schemas.microsoft.com/office/word/2016/wordml/cid" xmlns:w16="http://schemas.microsoft.com/office/word/2018/wordml" xmlns:w16sdtdh="http://schemas.microsoft.com/office/word/2020/wordml/sdtdatahash" xmlns:w16se="http://schemas.microsoft.com/office/word/2015/wordml/symex" xmlns:wpg="http://schemas.microsoft.com/office/word/2010/wordprocessingGroup" xmlns:wpi="http://schemas.microsoft.com/office/word/2010/wordprocessingInk" xmlns:wne="http://schemas.microsoft.com/office/word/2006/wordml" xmlns:wps="http://schemas.microsoft.com/office/word/2010/wordprocessingShape" mc:Ignorable="w14 w15 w16se w16cid w16 w16cex w16sdtdh wp14">
   <w:endnote w:type="separator" w:id="-1">
     <w:p>
       <w:pPr>
         <w:spacing w:after="0" w:line="240" w:lineRule="auto"/>
+        <w:rPr>
+          <w:rFonts w:hint="eastAsia"/>
+        </w:rPr>
       </w:pPr>
       <w:r>
         <w:separator/>
@@ -479,6 +584,9 @@
     <w:p>
       <w:pPr>
         <w:spacing w:after="0" w:line="240" w:lineRule="auto"/>
+        <w:rPr>
+          <w:rFonts w:hint="eastAsia"/>
+        </w:rPr>
       </w:pPr>
       <w:r>
         <w:continuationSeparator/>
@@ -489,11 +597,14 @@
 </file>
 
 <file path=word/footnotes.xml><?xml version="1.0" encoding="utf-8"?>
-<w:footnotes xmlns:wpc="http://schemas.microsoft.com/office/word/2010/wordprocessingCanvas" xmlns:cx="http://schemas.microsoft.com/office/drawing/2014/chartex" xmlns:cx1="http://schemas.microsoft.com/office/drawing/2015/9/8/chartex" xmlns:cx2="http://schemas.microsoft.com/office/drawing/2015/10/21/chartex" xmlns:cx3="http://schemas.microsoft.com/office/drawing/2016/5/9/chartex" xmlns:cx4="http://schemas.microsoft.com/office/drawing/2016/5/10/chartex" xmlns:cx5="http://schemas.microsoft.com/office/drawing/2016/5/11/chartex" xmlns:cx6="http://schemas.microsoft.com/office/drawing/2016/5/12/chartex" xmlns:cx7="http://schemas.microsoft.com/office/drawing/2016/5/13/chartex" xmlns:cx8="http://schemas.microsoft.com/office/drawing/2016/5/14/chartex" xmlns:mc="http://schemas.openxmlformats.org/markup-compatibility/2006" xmlns:aink="http://schemas.microsoft.com/office/drawing/2016/ink" xmlns:am3d="http://schemas.microsoft.com/office/drawing/2017/model3d" xmlns:o="urn:schemas-microsoft-com:office:office" xmlns:oel="http://schemas.microsoft.com/office/2019/extlst" xmlns:r="http://schemas.openxmlformats.org/officeDocument/2006/relationships" xmlns:m="http://schemas.openxmlformats.org/officeDocument/2006/math" xmlns:v="urn:schemas-microsoft-com:vml" xmlns:wp14="http://schemas.microsoft.com/office/word/2010/wordprocessingDrawing" xmlns:wp="http://schemas.openxmlformats.org/drawingml/2006/wordprocessingDrawing" xmlns:w10="urn:schemas-microsoft-com:office:word" xmlns:w="http://schemas.openxmlformats.org/wordprocessingml/2006/main" xmlns:w14="http://schemas.microsoft.com/office/word/2010/wordml" xmlns:w15="http://schemas.microsoft.com/office/word/2012/wordml" xmlns:w16cex="http://schemas.microsoft.com/office/word/2018/wordml/cex" xmlns:w16cid="http://schemas.microsoft.com/office/word/2016/wordml/cid" xmlns:w16="http://schemas.microsoft.com/office/word/2018/wordml" xmlns:w16du="http://schemas.microsoft.com/office/word/2023/wordml/word16du" xmlns:w16sdtdh="http://schemas.microsoft.com/office/word/2020/wordml/sdtdatahash" xmlns:w16sdtfl="http://schemas.microsoft.com/office/word/2024/wordml/sdtformatlock" xmlns:w16se="http://schemas.microsoft.com/office/word/2015/wordml/symex" xmlns:wpg="http://schemas.microsoft.com/office/word/2010/wordprocessingGroup" xmlns:wpi="http://schemas.microsoft.com/office/word/2010/wordprocessingInk" xmlns:wne="http://schemas.microsoft.com/office/word/2006/wordml" xmlns:wps="http://schemas.microsoft.com/office/word/2010/wordprocessingShape" mc:Ignorable="w14 w15 w16se w16cid w16 w16cex w16sdtdh w16sdtfl w16du wp14">
+<w:footnotes xmlns:wpc="http://schemas.microsoft.com/office/word/2010/wordprocessingCanvas" xmlns:cx="http://schemas.microsoft.com/office/drawing/2014/chartex" xmlns:cx1="http://schemas.microsoft.com/office/drawing/2015/9/8/chartex" xmlns:cx2="http://schemas.microsoft.com/office/drawing/2015/10/21/chartex" xmlns:cx3="http://schemas.microsoft.com/office/drawing/2016/5/9/chartex" xmlns:cx4="http://schemas.microsoft.com/office/drawing/2016/5/10/chartex" xmlns:cx5="http://schemas.microsoft.com/office/drawing/2016/5/11/chartex" xmlns:cx6="http://schemas.microsoft.com/office/drawing/2016/5/12/chartex" xmlns:cx7="http://schemas.microsoft.com/office/drawing/2016/5/13/chartex" xmlns:cx8="http://schemas.microsoft.com/office/drawing/2016/5/14/chartex" xmlns:mc="http://schemas.openxmlformats.org/markup-compatibility/2006" xmlns:aink="http://schemas.microsoft.com/office/drawing/2016/ink" xmlns:am3d="http://schemas.microsoft.com/office/drawing/2017/model3d" xmlns:o="urn:schemas-microsoft-com:office:office" xmlns:oel="http://schemas.microsoft.com/office/2019/extlst" xmlns:r="http://schemas.openxmlformats.org/officeDocument/2006/relationships" xmlns:m="http://schemas.openxmlformats.org/officeDocument/2006/math" xmlns:v="urn:schemas-microsoft-com:vml" xmlns:wp14="http://schemas.microsoft.com/office/word/2010/wordprocessingDrawing" xmlns:wp="http://schemas.openxmlformats.org/drawingml/2006/wordprocessingDrawing" xmlns:w10="urn:schemas-microsoft-com:office:word" xmlns:w="http://schemas.openxmlformats.org/wordprocessingml/2006/main" xmlns:w14="http://schemas.microsoft.com/office/word/2010/wordml" xmlns:w15="http://schemas.microsoft.com/office/word/2012/wordml" xmlns:w16cex="http://schemas.microsoft.com/office/word/2018/wordml/cex" xmlns:w16cid="http://schemas.microsoft.com/office/word/2016/wordml/cid" xmlns:w16="http://schemas.microsoft.com/office/word/2018/wordml" xmlns:w16sdtdh="http://schemas.microsoft.com/office/word/2020/wordml/sdtdatahash" xmlns:w16se="http://schemas.microsoft.com/office/word/2015/wordml/symex" xmlns:wpg="http://schemas.microsoft.com/office/word/2010/wordprocessingGroup" xmlns:wpi="http://schemas.microsoft.com/office/word/2010/wordprocessingInk" xmlns:wne="http://schemas.microsoft.com/office/word/2006/wordml" xmlns:wps="http://schemas.microsoft.com/office/word/2010/wordprocessingShape" mc:Ignorable="w14 w15 w16se w16cid w16 w16cex w16sdtdh wp14">
   <w:footnote w:type="separator" w:id="-1">
     <w:p>
       <w:pPr>
         <w:spacing w:after="0" w:line="240" w:lineRule="auto"/>
+        <w:rPr>
+          <w:rFonts w:hint="eastAsia"/>
+        </w:rPr>
       </w:pPr>
       <w:r>
         <w:separator/>
@@ -504,6 +615,9 @@
     <w:p>
       <w:pPr>
         <w:spacing w:after="0" w:line="240" w:lineRule="auto"/>
+        <w:rPr>
+          <w:rFonts w:hint="eastAsia"/>
+        </w:rPr>
       </w:pPr>
       <w:r>
         <w:continuationSeparator/>
@@ -514,7 +628,7 @@
 </file>
 
 <file path=word/styles.xml><?xml version="1.0" encoding="utf-8"?>
-<w:styles xmlns:mc="http://schemas.openxmlformats.org/markup-compatibility/2006" xmlns:r="http://schemas.openxmlformats.org/officeDocument/2006/relationships" xmlns:w="http://schemas.openxmlformats.org/wordprocessingml/2006/main" xmlns:w14="http://schemas.microsoft.com/office/word/2010/wordml" xmlns:w15="http://schemas.microsoft.com/office/word/2012/wordml" xmlns:w16cex="http://schemas.microsoft.com/office/word/2018/wordml/cex" xmlns:w16cid="http://schemas.microsoft.com/office/word/2016/wordml/cid" xmlns:w16="http://schemas.microsoft.com/office/word/2018/wordml" xmlns:w16du="http://schemas.microsoft.com/office/word/2023/wordml/word16du" xmlns:w16sdtdh="http://schemas.microsoft.com/office/word/2020/wordml/sdtdatahash" xmlns:w16sdtfl="http://schemas.microsoft.com/office/word/2024/wordml/sdtformatlock" xmlns:w16se="http://schemas.microsoft.com/office/word/2015/wordml/symex" mc:Ignorable="w14 w15 w16se w16cid w16 w16cex w16sdtdh w16sdtfl w16du">
+<w:styles xmlns:mc="http://schemas.openxmlformats.org/markup-compatibility/2006" xmlns:r="http://schemas.openxmlformats.org/officeDocument/2006/relationships" xmlns:w="http://schemas.openxmlformats.org/wordprocessingml/2006/main" xmlns:w14="http://schemas.microsoft.com/office/word/2010/wordml" xmlns:w15="http://schemas.microsoft.com/office/word/2012/wordml" xmlns:w16cex="http://schemas.microsoft.com/office/word/2018/wordml/cex" xmlns:w16cid="http://schemas.microsoft.com/office/word/2016/wordml/cid" xmlns:w16="http://schemas.microsoft.com/office/word/2018/wordml" xmlns:w16sdtdh="http://schemas.microsoft.com/office/word/2020/wordml/sdtdatahash" xmlns:w16se="http://schemas.microsoft.com/office/word/2015/wordml/symex" mc:Ignorable="w14 w15 w16se w16cid w16 w16cex w16sdtdh">
   <w:docDefaults>
     <w:rPrDefault>
       <w:rPr>
@@ -1125,6 +1239,7 @@
   <w:style w:type="character" w:default="1" w:styleId="a0">
     <w:name w:val="Default Paragraph Font"/>
     <w:uiPriority w:val="1"/>
+    <w:semiHidden/>
     <w:unhideWhenUsed/>
   </w:style>
   <w:style w:type="table" w:default="1" w:styleId="a1">
